--- a/docs/Signyales_System_Implementation.docx
+++ b/docs/Signyales_System_Implementation.docx
@@ -609,6 +609,35 @@
           <w:sz w:val="26"/>
           <w:szCs w:val="26"/>
         </w:rPr>
+        <w:t>Signyales App (GUI), Added October 2026</w:t>
+      </w:r>
+    </w:p>
+    <w:p>
+      <w:pPr>
+        <w:spacing w:after="200" w:line="360"/>
+        <w:jc w:val="both"/>
+      </w:pPr>
+      <w:r>
+        <w:rPr>
+          <w:rFonts w:ascii="Times New Roman" w:cs="Times New Roman" w:eastAsia="Times New Roman" w:hAnsi="Times New Roman"/>
+          <w:sz w:val="24"/>
+          <w:szCs w:val="24"/>
+        </w:rPr>
+        <w:t>A windowed app (gui/signyales_gui.py, Python and Tkinter) runs on both the laptop and the Pi. Testing mode runs every verification command as a button and shows its full output. On the Pi, Active mode recognizes signs with large subtitles and speech, and records labeled repetitions in the same file format as the command-line recorder. On the laptop, Active mode can mirror the Pi's recognized words and glove status over a local TCP link (port 50555, one JSON message per line; no sensor recordings are sent), and helps compile, upload and monitor the firmware. Its recognition loop (gui/core/live.py) repeats the hub's main loop step by step, and an automated test checks that both give the same result. Speech runs in a separate helper process; on Windows it uses the built-in SAPI voice directly, because pyttsx3 stayed silent when called from the GUI. This app is a scope change from the proposal's console-only output (see the Software Requirements note).</w:t>
+      </w:r>
+    </w:p>
+    <w:p>
+      <w:pPr>
+        <w:spacing w:after="200" w:before="300"/>
+      </w:pPr>
+      <w:r>
+        <w:rPr>
+          <w:rFonts w:ascii="Times New Roman" w:cs="Times New Roman" w:eastAsia="Times New Roman" w:hAnsi="Times New Roman"/>
+          <w:b/>
+          <w:bCs/>
+          <w:sz w:val="26"/>
+          <w:szCs w:val="26"/>
+        </w:rPr>
         <w:t xml:space="preserve">Design Decision: Direct TTS Invocation vs. File-Based Handoff</w:t>
       </w:r>
     </w:p>
@@ -729,6 +758,25 @@
           <w:szCs w:val="24"/>
         </w:rPr>
         <w:t xml:space="preserve">Battery performance and physical range of the ESP-NOW link have not been measured.</w:t>
+      </w:r>
+    </w:p>
+    <w:p>
+      <w:pPr>
+        <w:pStyle w:val="ListParagraph"/>
+        <w:numPr>
+          <w:ilvl w:val="0"/>
+          <w:numId w:val="1"/>
+        </w:numPr>
+        <w:spacing w:after="120" w:line="360"/>
+        <w:jc w:val="both"/>
+      </w:pPr>
+      <w:r>
+        <w:rPr>
+          <w:rFonts w:ascii="Times New Roman" w:cs="Times New Roman" w:eastAsia="Times New Roman" w:hAnsi="Times New Roman"/>
+          <w:sz w:val="24"/>
+          <w:szCs w:val="24"/>
+        </w:rPr>
+        <w:t>The GUI and the Pi-to-laptop mirror have only been run on a Windows laptop with fake glove data, not on a Raspberry Pi, with real gloves, or over a real cable or Wi-Fi link.</w:t>
       </w:r>
     </w:p>
     <w:sectPr>

--- a/docs/Signyales_System_Implementation.docx
+++ b/docs/Signyales_System_Implementation.docx
@@ -58,7 +58,7 @@
           <w:sz w:val="24"/>
           <w:szCs w:val="24"/>
         </w:rPr>
-        <w:t xml:space="preserve">Each glove (ESP32-S3) samples five flex sensors and a six-axis IMU at 50 Hz, applies exponential moving-average smoothing, normalizes flex readings against a per-finger calibration stored in flash, and transmits the result over ESP-NOW as a fixed-layout packet (glove_packet_t). A stored calibration routine (triggered over Serial) maps each finger's raw ADC range to a consistent 0–4095 scale, correcting for sensor-to-sensor manufacturing variance that would otherwise appear in the training data as noise unrelated to the gesture itself.</w:t>
+        <w:t xml:space="preserve">Each glove (the original ESP32 as built; the proposal named the ESP32-S3) samples six flex sensors (five fingers and one palm sensor, since October 2026) and a six-axis MPU6050 IMU (I2C on IO21/IO22) at 50 Hz, applies exponential moving-average smoothing, normalizes flex readings against a per-finger calibration stored in flash, and transmits the result over ESP-NOW as a fixed-layout packet (glove_packet_t). A stored calibration routine (triggered over Serial) maps each finger's raw ADC range to a consistent 0–4095 scale, correcting for sensor-to-sensor manufacturing variance that would otherwise appear in the training data as noise unrelated to the gesture itself.</w:t>
       </w:r>
     </w:p>
     <w:p>
@@ -87,7 +87,7 @@
           <w:sz w:val="24"/>
           <w:szCs w:val="24"/>
         </w:rPr>
-        <w:t xml:space="preserve">The receiver (ESP32) receives both gloves' ESP-NOW transmissions, validates each packet's checksum, and forwards a combined bimanual frame to the Raspberry Pi over a dedicated UART every 20 ms — independent of whether new glove packets have just arrived. This "sample-and-hold" design was chosen deliberately over waiting for a matched left/right pair: waiting would stall the entire pipeline on a single dropped packet from either hand. Each forwarded frame instead carries a validity flag per hand indicating whether that hand's data is fresh (received within the last 30 ms) or stale, leaving the decision of how to treat stale data to the Pi hub rather than making that decision unilaterally on the receiver.</w:t>
+        <w:t xml:space="preserve">The receiver (ESP32) receives both gloves' ESP-NOW transmissions, validates each packet's checksum, and forwards a combined bimanual frame to the Raspberry Pi every 20 ms over the receiver's USB cable (the default since 29 October 2026; the Pi asks for frames and finds the receiver by its USB chip) or a dedicated UART (an option chosen on the Pi; the receiver always sends on both) — independent of whether new glove packets have just arrived. This "sample-and-hold" design was chosen deliberately over waiting for a matched left/right pair: waiting would stall the entire pipeline on a single dropped packet from either hand. Each forwarded frame instead carries a validity flag per hand indicating whether that hand's data is fresh (received within the last 30 ms) or stale, leaving the decision of how to treat stale data to the Pi hub rather than making that decision unilaterally on the receiver.</w:t>
       </w:r>
     </w:p>
     <w:p>
@@ -116,7 +116,7 @@
           <w:sz w:val="24"/>
           <w:szCs w:val="24"/>
         </w:rPr>
-        <w:t xml:space="preserve">The hub (Python, running on a Raspberry Pi 5, 4GB) parses the receiver's UART stream, extracts a 22-value feature vector per frame, accumulates a 1-second sliding window (50 samples), and runs TinyML inference on that window roughly ten times per second. Raw predictions are debounced — a gesture is only accepted once it has been predicted consistently, above a confidence threshold, for several consecutive inferences — before being converted to on-screen text and spoken aloud through an offline text-to-speech engine. The hub is explicitly designed to run correctly before a trained model exists: with no model present, every other stage (serial parsing, windowing, debouncing, speech output wiring) still executes normally, which allowed this layer to be built and tested in parallel with, rather than strictly after, the training pipeline.</w:t>
+        <w:t xml:space="preserve">The hub (Python, running on a Raspberry Pi 5, 4GB) parses the receiver's frame stream (USB or UART), extracts a 24-value feature vector (22 before the palm sensor was added) per frame, accumulates a 1-second sliding window (50 samples), and runs TinyML inference on that window roughly ten times per second. Raw predictions are debounced — a gesture is only accepted once it has been predicted consistently, above a confidence threshold, for several consecutive inferences — before being converted to on-screen text and spoken aloud through an offline text-to-speech engine. The hub is explicitly designed to run correctly before a trained model exists: with no model present, every other stage (serial parsing, windowing, debouncing, speech output wiring) still executes normally, which allowed this layer to be built and tested in parallel with, rather than strictly after, the training pipeline.</w:t>
       </w:r>
     </w:p>
     <w:p>
@@ -405,7 +405,7 @@
                 <w:sz w:val="22"/>
                 <w:szCs w:val="22"/>
               </w:rPr>
-              <w:t xml:space="preserve">Byte layout of the combined bimanual frame and its UART framing (sync bytes + length prefix).</w:t>
+              <w:t xml:space="preserve">Byte layout of the combined bimanual frame and its serial framing, the same on USB and UART (sync bytes + length prefix).</w:t>
             </w:r>
           </w:p>
         </w:tc>
@@ -476,7 +476,7 @@
                 <w:sz w:val="22"/>
                 <w:szCs w:val="22"/>
               </w:rPr>
-              <w:t xml:space="preserve">The 22-value feature order (left flex, right flex, left accel/gyro, right accel/gyro) and the three files (model.tflite, labels.json, scaler.json) the hub expects a trained model to be delivered as.</w:t>
+              <w:t xml:space="preserve">The 24-value feature order (left flex ×6, right flex ×6, left accel/gyro, right accel/gyro) and the three files (model.tflite, labels.json, scaler.json) the hub expects a trained model to be delivered as.</w:t>
             </w:r>
           </w:p>
         </w:tc>
@@ -594,7 +594,7 @@
           <w:sz w:val="24"/>
           <w:szCs w:val="24"/>
         </w:rPr>
-        <w:t xml:space="preserve">Three additional tools support the evaluation phase described elsewhere in this chapter: an accuracy logger that prompts a tester through a randomized sequence of named gestures and produces the Recognition Accuracy Matrix (as a CSV table and a plotted figure) along with mean and standard deviation of recognition latency; a performance logger that reports packet delivery ratio and recognition latency over an extended session; and a lower-level link logger that, using a secondary connection to the receiver dongle, isolates packet loss occurring specifically on the ESP-NOW hop between the gloves and the receiver. Battery performance is recorded manually, alongside a performance-logger session, since runtime under continuous use is a physical measurement rather than one the software pipeline can observe on its own.</w:t>
+        <w:t xml:space="preserve">Three additional tools support the evaluation phase described elsewhere in this chapter: an accuracy logger that prompts a tester through a randomized sequence of named gestures and produces the Recognition Accuracy Matrix (as a CSV table and a plotted figure) along with mean and standard deviation of recognition latency; a performance logger that reports packet delivery ratio and recognition latency over an extended session; and a lower-level link logger that, using a secondary connection to the receiver dongle, isolates packet loss occurring specifically on the ESP-NOW hop between the gloves and the receiver. On the default USB link the receiver's own counts also reach the Pi over the same cable, so the Pi's live viewer and the app show them directly. Battery performance is recorded manually, alongside a performance-logger session, since runtime under continuous use is a physical measurement rather than one the software pipeline can observe on its own.</w:t>
       </w:r>
     </w:p>
     <w:p>
@@ -623,7 +623,7 @@
           <w:sz w:val="24"/>
           <w:szCs w:val="24"/>
         </w:rPr>
-        <w:t>A windowed app (gui/signyales_gui.py, Python and Tkinter) runs on both the laptop and the Pi. Testing mode runs every verification command as a button and shows its full output. On the Pi, Active mode recognizes signs with large subtitles and speech, and records labeled repetitions in the same file format as the command-line recorder. On the laptop, Active mode can mirror the Pi's recognized words and glove status over a local TCP link (port 50555, one JSON message per line; no sensor recordings are sent), and helps compile, upload and monitor the firmware. Its recognition loop (gui/core/live.py) repeats the hub's main loop step by step, and an automated test checks that both give the same result. Speech runs in a separate helper process; on Windows it uses the built-in SAPI voice directly, because pyttsx3 stayed silent when called from the GUI. This app is a scope change from the proposal's console-only output (see the Software Requirements note).</w:t>
+        <w:t xml:space="preserve">A windowed app (gui/signyales_gui.py, Python and Tkinter) runs on both the laptop and the Pi. Testing mode runs every verification command as a button and shows its full output. On the Pi, Active mode recognizes signs with large subtitles and speech, and records labeled repetitions in the same file format as the command-line recorder. On the laptop, Active mode can mirror the Pi's recognized words and glove status over a local TCP link (port 50555, one JSON message per line; no sensor recordings are sent), and helps compile, upload and monitor the firmware. Its recognition loop (gui/core/live.py) repeats the hub's main loop step by step, and an automated test checks that both give the same result. Speech runs in a separate helper process; on Windows it uses the built-in SAPI voice directly, because pyttsx3 stayed silent when called from the GUI. This app is a scope change from the proposal's console-only output, approved by the adviser (see the Software Requirements note). It also has a full-screen kiosk mode that starts with the Pi (plug and play), and a Receiver link setting (USB cable or UART wires) that is saved for the kiosk; Active mode and the kiosk show the link numbers (received %, lost and damaged packets) while signing.</w:t>
       </w:r>
     </w:p>
     <w:p>
@@ -700,7 +700,7 @@
           <w:sz w:val="24"/>
           <w:szCs w:val="24"/>
         </w:rPr>
-        <w:t xml:space="preserve">Firmware has not been compiled and flashed against real ESP32-S3/ESP32 hardware — verification so far is limited to static syntax checks, since no ESP32 toolchain was available in the development environment used for this phase.</w:t>
+        <w:t xml:space="preserve">Firmware has been compiled on the development laptop and in GitHub Actions, and uploaded to the real receiver and right glove (26–27 October 2026). The receiver runs. The right glove boot-loops, most likely because the IMU is on IO12, a boot strapping pin (being reworked to IO21/IO22); the left glove has a hardware fault being checked. Neither glove has run its firmware yet.</w:t>
       </w:r>
     </w:p>
     <w:p>
@@ -719,7 +719,7 @@
           <w:sz w:val="24"/>
           <w:szCs w:val="24"/>
         </w:rPr>
-        <w:t xml:space="preserve">The UART wiring between the receiver and the Pi 5, including the disable-bt configuration required to free the PL011 UART, has not been tested on physical hardware.</w:t>
+        <w:t xml:space="preserve">The receiver-to-Pi link (the default USB cable, or the UART wires with the disable-bt question) has not been tested on physical hardware; the Pi itself has been set up and passed its software checks with fake data.</w:t>
       </w:r>
     </w:p>
     <w:p>
@@ -776,7 +776,7 @@
           <w:sz w:val="24"/>
           <w:szCs w:val="24"/>
         </w:rPr>
-        <w:t>The GUI and the Pi-to-laptop mirror have only been run on a Windows laptop with fake glove data, not on a Raspberry Pi, with real gloves, or over a real cable or Wi-Fi link.</w:t>
+        <w:t xml:space="preserve">The GUI, kiosk mode and the Pi-to-laptop mirror have only been run with fake glove data (on the Windows laptop, and the GUI core tests on the Pi), not with real gloves or over a real cable or Wi-Fi link.</w:t>
       </w:r>
     </w:p>
     <w:sectPr>
